--- a/templates/_Cession_SARLAU/Acte-Cession-Parts_Template.docx
+++ b/templates/_Cession_SARLAU/Acte-Cession-Parts_Template.docx
@@ -33,7 +33,7 @@
           <w:b/>
           <w:sz w:val="22"/>
         </w:rPr>
-        <w:t>{{ SOCIETE_RAISON_SOCIALE }} {{ SOCIETE_FORME_JURIDIQUE }}</w:t>
+        <w:t>_SOCIETE_RAISON_SOCIALE_ _SOCIETE_FORME_JURIDIQUE_</w:t>
       </w:r>
     </w:p>
     <w:p>
@@ -49,7 +49,7 @@
           <w:b/>
           <w:sz w:val="22"/>
         </w:rPr>
-        <w:t>Capital Social : {{ SOCIETE_CAPITAL }} DHS</w:t>
+        <w:t>Capital Social : _SOCIETE_CAPITAL_ DHS</w:t>
       </w:r>
     </w:p>
     <w:p>
@@ -65,7 +65,7 @@
           <w:b/>
           <w:sz w:val="22"/>
         </w:rPr>
-        <w:t>Siege Social : {{ SOCIETE_ADRESSE_SIEGE }}</w:t>
+        <w:t>Siege Social : _SOCIETE_ADRESSE_SIEGE_</w:t>
       </w:r>
     </w:p>
     <w:p>
@@ -81,7 +81,7 @@
           <w:b/>
           <w:sz w:val="22"/>
         </w:rPr>
-        <w:t>RC : {{ SOCIETE_RC }} IF : {{ SOCIETE_IF }} ICE : {{ SOCIETE_ICE }}</w:t>
+        <w:t>RC : _SOCIETE_RC_ IF : _SOCIETE_IF_ ICE : _SOCIETE_ICE_</w:t>
       </w:r>
     </w:p>
     <w:p/>
@@ -117,7 +117,7 @@
         <w:rPr>
           <w:sz w:val="22"/>
         </w:rPr>
-        <w:t xml:space="preserve"> {{ CEDANT_CIVILITE }} {{ CEDANT_NOM_COMPLET }}, CIN n° {{ CEDANT_CIN }}, de nationalité {{ CEDANT_NATIONALITE }}, ne le {{ CEDANT_DATE_NAISSANCE }} a {{ CEDANT_LIEU_NAISSANCE }}, domicilie au {{ CEDANT_ADRESSE }}</w:t>
+        <w:t xml:space="preserve"> _CEDANT_CIVILITE_ _CEDANT_NOM_COMPLET_, CIN n° _CEDANT_CIN_, de nationalité _CEDANT_NATIONALITE_, ne le _CEDANT_DATE_NAISSANCE_ a _CEDANT_LIEU_NAISSANCE_, domicilie au _CEDANT_ADRESSE_</w:t>
       </w:r>
     </w:p>
     <w:p>
@@ -148,7 +148,7 @@
         <w:rPr>
           <w:sz w:val="22"/>
         </w:rPr>
-        <w:t xml:space="preserve"> {{ CESSIONNAIRE_CIVILITE }} {{ CESSIONNAIRE_NOM_COMPLET }}, CIN n° {{ CESSIONNAIRE_CIN }}, de </w:t>
+        <w:t xml:space="preserve"> _CESSIONNAIRE_CIVILITE_ _CESSIONNAIRE_NOM_COMPLET_, CIN n° _CESSIONNAIRE_CIN_, de </w:t>
       </w:r>
       <w:r>
         <w:rPr>
@@ -160,7 +160,7 @@
         <w:rPr>
           <w:sz w:val="22"/>
         </w:rPr>
-        <w:t xml:space="preserve"> {{ CESSIONNAIRE_NATIONALITE }}, ne le {{ CESSIONNAIRE_DATE_NAISSANCE }} a {{ CESSIONNAIRE_LIEU_NAISSANCE }}, domicilie au {{ CESSIONNAIRE_ADRESSE }}</w:t>
+        <w:t xml:space="preserve"> _CESSIONNAIRE_NATIONALITE_, ne le _CESSIONNAIRE_DATE_NAISSANCE_ a _CESSIONNAIRE_LIEU_NAISSANCE_, domicilie au _CESSIONNAIRE_ADRESSE_</w:t>
       </w:r>
       <w:r>
         <w:rPr>
@@ -218,7 +218,7 @@
         <w:rPr>
           <w:sz w:val="22"/>
         </w:rPr>
-        <w:t xml:space="preserve">{{ CEDANT_NOM_COMPLET }} </w:t>
+        <w:t xml:space="preserve">_CEDANT_NOM_COMPLET_ </w:t>
       </w:r>
       <w:r>
         <w:rPr>
@@ -230,7 +230,7 @@
         <w:rPr>
           <w:sz w:val="22"/>
         </w:rPr>
-        <w:t xml:space="preserve">, sous les garanties ordinaires de droit, {{ PARTS_CEDEES }} parts sociales ({{ PARTS_CEDEES }} parts) qu'il </w:t>
+        <w:t xml:space="preserve">, sous les garanties ordinaires de droit, _PARTS_CEDEES_ parts sociales (_PARTS_CEDEES_ parts) qu'il </w:t>
       </w:r>
       <w:r>
         <w:rPr>
@@ -254,18 +254,18 @@
         <w:rPr>
           <w:sz w:val="22"/>
         </w:rPr>
-        <w:t xml:space="preserve"> {{ SOCIETE_RAISON_SOCIALE }}.</w:t>
-      </w:r>
-    </w:p>
-    <w:p>
-      <w:pPr>
-        <w:jc w:val="both"/>
-      </w:pPr>
-      <w:r>
-        <w:rPr>
-          <w:sz w:val="22"/>
-        </w:rPr>
-        <w:t>A : {{ CESSIONNAIRE_NOM_COMPLET }}, qui accepte.</w:t>
+        <w:t xml:space="preserve"> _SOCIETE_RAISON_SOCIALE_.</w:t>
+      </w:r>
+    </w:p>
+    <w:p>
+      <w:pPr>
+        <w:jc w:val="both"/>
+      </w:pPr>
+      <w:r>
+        <w:rPr>
+          <w:sz w:val="22"/>
+        </w:rPr>
+        <w:t>A : _CESSIONNAIRE_NOM_COMPLET_, qui accepte.</w:t>
       </w:r>
     </w:p>
     <w:p>
@@ -288,7 +288,7 @@
         <w:rPr>
           <w:sz w:val="22"/>
         </w:rPr>
-        <w:t xml:space="preserve"> sont d'une valeur nominale de {{ SOCIETE_VALEUR_NOMINALE }} DHS chacune.</w:t>
+        <w:t xml:space="preserve"> sont d'une valeur nominale de _SOCIETE_VALEUR_NOMINALE_ DHS chacune.</w:t>
       </w:r>
     </w:p>
     <w:p>
@@ -556,7 +556,7 @@
         <w:rPr>
           <w:sz w:val="22"/>
         </w:rPr>
-        <w:t xml:space="preserve"> cession est conclue au prix de {{ PRIX_TOTAL }} DHS, paye comptant ce jour au </w:t>
+        <w:t xml:space="preserve"> cession est conclue au prix de _PRIX_TOTAL_ DHS, paye comptant ce jour au </w:t>
       </w:r>
       <w:r>
         <w:rPr>
@@ -615,7 +615,7 @@
         <w:rPr>
           <w:sz w:val="22"/>
         </w:rPr>
-        <w:t xml:space="preserve"> {{ SOCIETE_VILLE }}, le {{ CESSION_DATE }}</w:t>
+        <w:t xml:space="preserve"> _SOCIETE_VILLE_, le _CESSION_DATE_</w:t>
       </w:r>
     </w:p>
     <w:p>
@@ -649,7 +649,7 @@
         <w:rPr>
           <w:sz w:val="22"/>
         </w:rPr>
-        <w:t xml:space="preserve"> : {{ CEDANT_NOM_COMPLET }} </w:t>
+        <w:t xml:space="preserve"> : _CEDANT_NOM_COMPLET_ </w:t>
       </w:r>
       <w:r>
         <w:rPr>
@@ -673,7 +673,7 @@
         <w:rPr>
           <w:sz w:val="22"/>
         </w:rPr>
-        <w:t xml:space="preserve"> : {{ CESSIONNAIRE_NOM_COMPLET }}</w:t>
+        <w:t xml:space="preserve"> : _CESSIONNAIRE_NOM_COMPLET_</w:t>
       </w:r>
     </w:p>
     <w:p/>
